--- a/chapters/binary-outcomes.docx
+++ b/chapters/binary-outcomes.docx
@@ -15,7 +15,7 @@
         <w:pStyle w:val="Date"/>
       </w:pPr>
       <w:r>
-        <w:t xml:space="preserve">Last modified: 2026-10-19 02:16:46 (PDT)</w:t>
+        <w:t xml:space="preserve">Last modified: 2026-10-19 03:20:06 (PDT)</w:t>
       </w:r>
     </w:p>
     <w:bookmarkStart w:id="9" w:name="why-a-scatterplot-fails"/>

--- a/chapters/binary-outcomes.docx
+++ b/chapters/binary-outcomes.docx
@@ -15,7 +15,7 @@
         <w:pStyle w:val="Date"/>
       </w:pPr>
       <w:r>
-        <w:t xml:space="preserve">Last modified: 2026-10-19 03:20:06 (PDT)</w:t>
+        <w:t xml:space="preserve">Last modified: 2026-10-19 03:24:45 (PDT)</w:t>
       </w:r>
     </w:p>
     <w:bookmarkStart w:id="9" w:name="why-a-scatterplot-fails"/>

--- a/chapters/binary-outcomes.docx
+++ b/chapters/binary-outcomes.docx
@@ -15,7 +15,7 @@
         <w:pStyle w:val="Date"/>
       </w:pPr>
       <w:r>
-        <w:t xml:space="preserve">Last modified: 2026-10-19 03:24:45 (PDT)</w:t>
+        <w:t xml:space="preserve">Last modified: 2026-10-19 09:39:52 (PDT)</w:t>
       </w:r>
     </w:p>
     <w:bookmarkStart w:id="9" w:name="why-a-scatterplot-fails"/>

--- a/chapters/binary-outcomes.docx
+++ b/chapters/binary-outcomes.docx
@@ -15,7 +15,7 @@
         <w:pStyle w:val="Date"/>
       </w:pPr>
       <w:r>
-        <w:t xml:space="preserve">Last modified: 2026-10-19 09:39:52 (PDT)</w:t>
+        <w:t xml:space="preserve">Last modified: 2026-10-21 10:26:46 (PDT)</w:t>
       </w:r>
     </w:p>
     <w:bookmarkStart w:id="9" w:name="why-a-scatterplot-fails"/>

--- a/chapters/binary-outcomes.docx
+++ b/chapters/binary-outcomes.docx
@@ -15,7 +15,7 @@
         <w:pStyle w:val="Date"/>
       </w:pPr>
       <w:r>
-        <w:t xml:space="preserve">Last modified: 2026-10-21 10:26:46 (PDT)</w:t>
+        <w:t xml:space="preserve">Last modified: 2026-10-22 15:24:33 (PDT)</w:t>
       </w:r>
     </w:p>
     <w:bookmarkStart w:id="9" w:name="why-a-scatterplot-fails"/>

--- a/chapters/binary-outcomes.docx
+++ b/chapters/binary-outcomes.docx
@@ -15,7 +15,7 @@
         <w:pStyle w:val="Date"/>
       </w:pPr>
       <w:r>
-        <w:t xml:space="preserve">Last modified: 2026-10-22 15:24:33 (PDT)</w:t>
+        <w:t xml:space="preserve">Last modified: 2026-10-22 16:10:14 (PDT)</w:t>
       </w:r>
     </w:p>
     <w:bookmarkStart w:id="9" w:name="why-a-scatterplot-fails"/>

--- a/chapters/binary-outcomes.docx
+++ b/chapters/binary-outcomes.docx
@@ -15,7 +15,7 @@
         <w:pStyle w:val="Date"/>
       </w:pPr>
       <w:r>
-        <w:t xml:space="preserve">Last modified: 2026-10-22 16:10:14 (PDT)</w:t>
+        <w:t xml:space="preserve">Last modified: 2026-10-22 16:14:37 (PDT)</w:t>
       </w:r>
     </w:p>
     <w:bookmarkStart w:id="9" w:name="why-a-scatterplot-fails"/>

--- a/chapters/binary-outcomes.docx
+++ b/chapters/binary-outcomes.docx
@@ -15,7 +15,7 @@
         <w:pStyle w:val="Date"/>
       </w:pPr>
       <w:r>
-        <w:t xml:space="preserve">Last modified: 2026-10-22 16:14:37 (PDT)</w:t>
+        <w:t xml:space="preserve">Last modified: 2026-10-22 21:41:46 (PDT)</w:t>
       </w:r>
     </w:p>
     <w:bookmarkStart w:id="9" w:name="why-a-scatterplot-fails"/>

--- a/chapters/binary-outcomes.docx
+++ b/chapters/binary-outcomes.docx
@@ -15,7 +15,7 @@
         <w:pStyle w:val="Date"/>
       </w:pPr>
       <w:r>
-        <w:t xml:space="preserve">Last modified: 2026-10-22 21:41:46 (PDT)</w:t>
+        <w:t xml:space="preserve">Last modified: 2026-10-24 21:51:01 (PDT)</w:t>
       </w:r>
     </w:p>
     <w:bookmarkStart w:id="9" w:name="why-a-scatterplot-fails"/>

--- a/chapters/binary-outcomes.docx
+++ b/chapters/binary-outcomes.docx
@@ -15,7 +15,7 @@
         <w:pStyle w:val="Date"/>
       </w:pPr>
       <w:r>
-        <w:t xml:space="preserve">Last modified: 2026-10-24 21:51:01 (PDT)</w:t>
+        <w:t xml:space="preserve">Last modified: 2026-10-26 23:11:59 (PDT)</w:t>
       </w:r>
     </w:p>
     <w:bookmarkStart w:id="9" w:name="why-a-scatterplot-fails"/>

--- a/chapters/binary-outcomes.docx
+++ b/chapters/binary-outcomes.docx
@@ -15,7 +15,7 @@
         <w:pStyle w:val="Date"/>
       </w:pPr>
       <w:r>
-        <w:t xml:space="preserve">Last modified: 2026-10-26 23:11:59 (PDT)</w:t>
+        <w:t xml:space="preserve">Last modified: 2026-10-28 16:01:53 (PDT)</w:t>
       </w:r>
     </w:p>
     <w:bookmarkStart w:id="9" w:name="why-a-scatterplot-fails"/>
